--- a/docs/06-user-manual.docx
+++ b/docs/06-user-manual.docx
@@ -4197,6 +4197,214 @@
         <w:t xml:space="preserve">Report faults to the System Administrator with: page URL, exact error text and time (the audit trail helps reconstruct events). Feature requests (supplier payment ledger, P&amp;L report page) are logged as future work.</w:t>
       </w:r>
     </w:p>
+    <w:p>
+      <w:pPr>
+        <w:spacing w:before="320" w:after="90"/>
+        <w:outlineLvl w:val="0"/>
+      </w:pPr>
+      <w:r>
+        <w:rPr>
+          <w:b/>
+          <w:color w:val="14532D"/>
+          <w:sz w:val="40"/>
+        </w:rPr>
+        <w:t xml:space="preserve">12. What Changed Recently (August 2026)</w:t>
+      </w:r>
+    </w:p>
+    <w:p>
+      <w:pPr>
+        <w:spacing w:before="220" w:after="80"/>
+        <w:outlineLvl w:val="1"/>
+      </w:pPr>
+      <w:r>
+        <w:rPr>
+          <w:b/>
+          <w:color w:val="166534"/>
+          <w:sz w:val="30"/>
+        </w:rPr>
+        <w:t xml:space="preserve">12.1 Reports - who can open them</w:t>
+      </w:r>
+    </w:p>
+    <w:p>
+      <w:pPr>
+        <w:spacing w:after="40"/>
+        <w:ind w:left="360"/>
+      </w:pPr>
+      <w:r>
+        <w:rPr>
+          <w:rFonts w:ascii="Calibri" w:hAnsi="Calibri"/>
+        </w:rPr>
+        <w:t xml:space="preserve">• Only the System Administrator (USR-001) and the Factory Manager (USR-002) can open Reports. Other roles will see "Reports are restricted to administrators and managers."</w:t>
+      </w:r>
+    </w:p>
+    <w:p>
+      <w:pPr>
+        <w:spacing w:after="40"/>
+        <w:ind w:left="360"/>
+      </w:pPr>
+      <w:r>
+        <w:rPr>
+          <w:rFonts w:ascii="Calibri" w:hAnsi="Calibri"/>
+        </w:rPr>
+        <w:t xml:space="preserve">• A manager linked to one department sees only that department's reports (for example a Production manager sees Production, Waste and OEE). The administrator and the factory-wide manager see all fifteen reports.</w:t>
+      </w:r>
+    </w:p>
+    <w:p>
+      <w:pPr>
+        <w:spacing w:before="220" w:after="80"/>
+        <w:outlineLvl w:val="1"/>
+      </w:pPr>
+      <w:r>
+        <w:rPr>
+          <w:b/>
+          <w:color w:val="166534"/>
+          <w:sz w:val="30"/>
+        </w:rPr>
+        <w:t xml:space="preserve">12.2 Printing a report</w:t>
+      </w:r>
+    </w:p>
+    <w:p>
+      <w:pPr>
+        <w:spacing w:after="40"/>
+        <w:ind w:left="360"/>
+      </w:pPr>
+      <w:r>
+        <w:rPr>
+          <w:rFonts w:ascii="Calibri" w:hAnsi="Calibri"/>
+        </w:rPr>
+        <w:t xml:space="preserve">• Open Reports, choose a report card, set the From/To dates, then press "Print / PDF". A clean document opens in a new tab showing only the company letterhead, the report name, the summary and the results table. Your printer dialog starts automatically - choose your printer or "Save as PDF", then Close to return.</w:t>
+      </w:r>
+    </w:p>
+    <w:p>
+      <w:pPr>
+        <w:spacing w:before="220" w:after="80"/>
+        <w:outlineLvl w:val="1"/>
+      </w:pPr>
+      <w:r>
+        <w:rPr>
+          <w:b/>
+          <w:color w:val="166534"/>
+          <w:sz w:val="30"/>
+        </w:rPr>
+        <w:t xml:space="preserve">12.3 Printing a sales receipt</w:t>
+      </w:r>
+    </w:p>
+    <w:p>
+      <w:pPr>
+        <w:spacing w:after="40"/>
+        <w:ind w:left="360"/>
+      </w:pPr>
+      <w:r>
+        <w:rPr>
+          <w:rFonts w:ascii="Calibri" w:hAnsi="Calibri"/>
+        </w:rPr>
+        <w:t xml:space="preserve">• After you create an order with Status "Completed", the receipt appears automatically ready to print. You can reprint any receipt later: open Sales Orders and press the green receipt icon on the order's row.</w:t>
+      </w:r>
+    </w:p>
+    <w:p>
+      <w:pPr>
+        <w:spacing w:before="220" w:after="80"/>
+        <w:outlineLvl w:val="1"/>
+      </w:pPr>
+      <w:r>
+        <w:rPr>
+          <w:b/>
+          <w:color w:val="166534"/>
+          <w:sz w:val="30"/>
+        </w:rPr>
+        <w:t xml:space="preserve">12.4 Form validation</w:t>
+      </w:r>
+    </w:p>
+    <w:p>
+      <w:pPr>
+        <w:spacing w:after="40"/>
+        <w:ind w:left="360"/>
+      </w:pPr>
+      <w:r>
+        <w:rPr>
+          <w:rFonts w:ascii="Calibri" w:hAnsi="Calibri"/>
+        </w:rPr>
+        <w:t xml:space="preserve">• Fields show inline errors before submitting (for example "Value cannot be less than 0"). If something slips past the browser, the server rejects it too and explains exactly which field was wrong.</w:t>
+      </w:r>
+    </w:p>
+    <w:p>
+      <w:pPr>
+        <w:spacing w:before="220" w:after="80"/>
+        <w:outlineLvl w:val="1"/>
+      </w:pPr>
+      <w:r>
+        <w:rPr>
+          <w:b/>
+          <w:color w:val="166534"/>
+          <w:sz w:val="30"/>
+        </w:rPr>
+        <w:t xml:space="preserve">12.5 Backup and Restore notes</w:t>
+      </w:r>
+    </w:p>
+    <w:p>
+      <w:pPr>
+        <w:spacing w:after="40"/>
+        <w:ind w:left="360"/>
+      </w:pPr>
+      <w:r>
+        <w:rPr>
+          <w:rFonts w:ascii="Calibri" w:hAnsi="Calibri"/>
+        </w:rPr>
+        <w:t xml:space="preserve">• Backup downloads a complete .sql dump instantly. To restore, upload the dump, type RESTORE in the confirmation box and confirm. Restores that rebuild tables cannot be auto-undone, so keep the last known-good backup handy.</w:t>
+      </w:r>
+    </w:p>
+    <w:p>
+      <w:pPr>
+        <w:spacing w:before="220" w:after="80"/>
+        <w:outlineLvl w:val="1"/>
+      </w:pPr>
+      <w:r>
+        <w:rPr>
+          <w:b/>
+          <w:color w:val="166534"/>
+          <w:sz w:val="30"/>
+        </w:rPr>
+        <w:t xml:space="preserve">12.6 Demo accounts</w:t>
+      </w:r>
+    </w:p>
+    <w:p>
+      <w:pPr>
+        <w:spacing w:after="40"/>
+        <w:ind w:left="360"/>
+      </w:pPr>
+      <w:r>
+        <w:rPr>
+          <w:rFonts w:ascii="Calibri" w:hAnsi="Calibri"/>
+        </w:rPr>
+        <w:t xml:space="preserve">• All eight sample accounts (USR-001 to USR-008) use the password password123 - change these from User Management before any real deployment.</w:t>
+      </w:r>
+    </w:p>
+    <w:p>
+      <w:pPr>
+        <w:spacing w:before="220" w:after="80"/>
+        <w:outlineLvl w:val="1"/>
+      </w:pPr>
+      <w:r>
+        <w:rPr>
+          <w:b/>
+          <w:color w:val="166534"/>
+          <w:sz w:val="30"/>
+        </w:rPr>
+        <w:t xml:space="preserve">12.7 Works offline</w:t>
+      </w:r>
+    </w:p>
+    <w:p>
+      <w:pPr>
+        <w:spacing w:after="40"/>
+        <w:ind w:left="360"/>
+      </w:pPr>
+      <w:r>
+        <w:rPr>
+          <w:rFonts w:ascii="Calibri" w:hAnsi="Calibri"/>
+        </w:rPr>
+        <w:t xml:space="preserve">• All libraries ship inside the application folder; neither the factory server nor client browsers need internet access.</w:t>
+      </w:r>
+    </w:p>
     <w:sectPr>
       <w:pgSz w:w="11906" w:h="16838"/>
       <w:pgMar w:top="1134" w:right="1134" w:bottom="1134" w:left="1134" w:header="708" w:footer="708"/>
